--- a/sources/veille/2026-08-19_veille_SERAFIN-PH.docx
+++ b/sources/veille/2026-08-19_veille_SERAFIN-PH.docx
@@ -216,37 +216,52 @@
             </w:tcMar>
           </w:tcPr>
           <w:p>
-            <w:r>
-              <w:rPr>
-                <w:rFonts w:ascii="Calibri" w:cs="Calibri" w:eastAsia="Calibri" w:hAnsi="Calibri"/>
-                <w:color w:val="1F2937"/>
-                <w:sz w:val="20"/>
-                <w:szCs w:val="20"/>
-              </w:rPr>
-              <w:t xml:space="preserve">handicap.gouv.fr — Comité stratégique SERAFIN-PH</w:t>
-            </w:r>
-          </w:p>
-        </w:tc>
-        <w:tc>
-          <w:tcPr>
-            <w:shd w:fill="FFFFFF" w:val="clear"/>
-            <w:tcMar>
-              <w:top w:type="dxa" w:w="50"/>
-              <w:left w:type="dxa" w:w="80"/>
-              <w:bottom w:type="dxa" w:w="50"/>
-              <w:right w:type="dxa" w:w="80"/>
-            </w:tcMar>
-          </w:tcPr>
-          <w:p>
-            <w:r>
-              <w:rPr>
-                <w:rFonts w:ascii="Calibri" w:cs="Calibri" w:eastAsia="Calibri" w:hAnsi="Calibri"/>
-                <w:color w:val="1F2937"/>
-                <w:sz w:val="20"/>
-                <w:szCs w:val="20"/>
-              </w:rPr>
-              <w:t xml:space="preserve">handicap.gouv.fr</w:t>
-            </w:r>
+            <w:hyperlink w:history="1" r:id="rIdsite0_2026">
+              <w:r>
+                <w:rPr>
+                  <w:rFonts w:ascii="Calibri" w:cs="Calibri" w:eastAsia="Calibri" w:hAnsi="Calibri"/>
+                  <w:sz w:val="20"/>
+                  <w:szCs w:val="20"/>
+                  <w:color w:val="1155CC"/>
+                  <w:u w:val="single"/>
+                </w:rPr>
+                <w:t xml:space="preserve">handicap.gouv.fr</w:t>
+              </w:r>
+            </w:hyperlink>
+            <w:r>
+              <w:rPr>
+                <w:rFonts w:ascii="Calibri" w:cs="Calibri" w:eastAsia="Calibri" w:hAnsi="Calibri"/>
+                <w:color w:val="1F2937"/>
+                <w:sz w:val="20"/>
+                <w:szCs w:val="20"/>
+              </w:rPr>
+              <w:t xml:space="preserve"> — Comité stratégique SERAFIN-PH</w:t>
+            </w:r>
+          </w:p>
+        </w:tc>
+        <w:tc>
+          <w:tcPr>
+            <w:shd w:fill="FFFFFF" w:val="clear"/>
+            <w:tcMar>
+              <w:top w:type="dxa" w:w="50"/>
+              <w:left w:type="dxa" w:w="80"/>
+              <w:bottom w:type="dxa" w:w="50"/>
+              <w:right w:type="dxa" w:w="80"/>
+            </w:tcMar>
+          </w:tcPr>
+          <w:p>
+            <w:hyperlink w:history="1" r:id="rIdsite0_2026">
+              <w:r>
+                <w:rPr>
+                  <w:rFonts w:ascii="Calibri" w:cs="Calibri" w:eastAsia="Calibri" w:hAnsi="Calibri"/>
+                  <w:sz w:val="20"/>
+                  <w:szCs w:val="20"/>
+                  <w:color w:val="1155CC"/>
+                  <w:u w:val="single"/>
+                </w:rPr>
+                <w:t xml:space="preserve">handicap.gouv.fr</w:t>
+              </w:r>
+            </w:hyperlink>
           </w:p>
         </w:tc>
         <w:tc>
@@ -328,15 +343,18 @@
             </w:tcMar>
           </w:tcPr>
           <w:p>
-            <w:r>
-              <w:rPr>
-                <w:rFonts w:ascii="Calibri" w:cs="Calibri" w:eastAsia="Calibri" w:hAnsi="Calibri"/>
-                <w:color w:val="1F2937"/>
-                <w:sz w:val="20"/>
-                <w:szCs w:val="20"/>
-              </w:rPr>
-              <w:t xml:space="preserve">cnsa.fr</w:t>
-            </w:r>
+            <w:hyperlink w:history="1" r:id="rIdsite1_2026">
+              <w:r>
+                <w:rPr>
+                  <w:rFonts w:ascii="Calibri" w:cs="Calibri" w:eastAsia="Calibri" w:hAnsi="Calibri"/>
+                  <w:sz w:val="20"/>
+                  <w:szCs w:val="20"/>
+                  <w:color w:val="1155CC"/>
+                  <w:u w:val="single"/>
+                </w:rPr>
+                <w:t xml:space="preserve">cnsa.fr</w:t>
+              </w:r>
+            </w:hyperlink>
           </w:p>
         </w:tc>
         <w:tc>
@@ -418,15 +436,18 @@
             </w:tcMar>
           </w:tcPr>
           <w:p>
-            <w:r>
-              <w:rPr>
-                <w:rFonts w:ascii="Calibri" w:cs="Calibri" w:eastAsia="Calibri" w:hAnsi="Calibri"/>
-                <w:color w:val="1F2937"/>
-                <w:sz w:val="20"/>
-                <w:szCs w:val="20"/>
-              </w:rPr>
-              <w:t xml:space="preserve">atih.sante.fr</w:t>
-            </w:r>
+            <w:hyperlink w:history="1" r:id="rIdsite2_2026">
+              <w:r>
+                <w:rPr>
+                  <w:rFonts w:ascii="Calibri" w:cs="Calibri" w:eastAsia="Calibri" w:hAnsi="Calibri"/>
+                  <w:sz w:val="20"/>
+                  <w:szCs w:val="20"/>
+                  <w:color w:val="1155CC"/>
+                  <w:u w:val="single"/>
+                </w:rPr>
+                <w:t xml:space="preserve">atih.sante.fr</w:t>
+              </w:r>
+            </w:hyperlink>
           </w:p>
         </w:tc>
         <w:tc>
@@ -1045,7 +1066,32 @@
           <w:sz w:val="20"/>
           <w:szCs w:val="20"/>
         </w:rPr>
-        <w:t xml:space="preserve">Date de décision : 13 mai 2026 | Publication JO : 16 mai 2026 | Date de l'article de référence : 19 mai 2026 (qualineo.io)</w:t>
+        <w:t xml:space="preserve">Date de décision : 13 mai 2026 | Publication JO : 16 mai 2026 | Date de l'article de référence : 19 mai 2026 (</w:t>
+      </w:r>
+      <w:hyperlink w:history="1" r:id="rIdsite3_2026">
+        <w:r>
+          <w:rPr>
+            <w:rFonts w:ascii="Calibri" w:cs="Calibri" w:eastAsia="Calibri" w:hAnsi="Calibri"/>
+            <w:i/>
+            <w:iCs/>
+            <w:sz w:val="20"/>
+            <w:szCs w:val="20"/>
+            <w:color w:val="1155CC"/>
+            <w:u w:val="single"/>
+          </w:rPr>
+          <w:t xml:space="preserve">qualineo.io</w:t>
+        </w:r>
+      </w:hyperlink>
+      <w:r>
+        <w:rPr>
+          <w:rFonts w:ascii="Calibri" w:cs="Calibri" w:eastAsia="Calibri" w:hAnsi="Calibri"/>
+          <w:i/>
+          <w:iCs/>
+          <w:color w:val="666666"/>
+          <w:sz w:val="20"/>
+          <w:szCs w:val="20"/>
+        </w:rPr>
+        <w:t xml:space="preserve">)</w:t>
       </w:r>
     </w:p>
     <w:p>
@@ -1120,7 +1166,70 @@
           <w:sz w:val="22"/>
           <w:szCs w:val="22"/>
         </w:rPr>
-        <w:t xml:space="preserve">• ⚠️ Note de source : décret cité via qualineo.io et e-solidarites.fr (sources secondaires) — décret non consulté directement sur legifrance.gouv.fr. À vérifier sur legifrance pour une référence juridique formelle.</w:t>
+        <w:t xml:space="preserve">• ⚠️ Note de source : décret cité via </w:t>
+      </w:r>
+      <w:hyperlink w:history="1" r:id="rIdsite3_2026">
+        <w:r>
+          <w:rPr>
+            <w:rFonts w:ascii="Calibri" w:cs="Calibri" w:eastAsia="Calibri" w:hAnsi="Calibri"/>
+            <w:sz w:val="22"/>
+            <w:szCs w:val="22"/>
+            <w:color w:val="1155CC"/>
+            <w:u w:val="single"/>
+          </w:rPr>
+          <w:t xml:space="preserve">qualineo.io</w:t>
+        </w:r>
+      </w:hyperlink>
+      <w:r>
+        <w:rPr>
+          <w:rFonts w:ascii="Calibri" w:cs="Calibri" w:eastAsia="Calibri" w:hAnsi="Calibri"/>
+          <w:color w:val="1F2937"/>
+          <w:sz w:val="22"/>
+          <w:szCs w:val="22"/>
+        </w:rPr>
+        <w:t xml:space="preserve"> et </w:t>
+      </w:r>
+      <w:hyperlink w:history="1" r:id="rIdsite4_2026">
+        <w:r>
+          <w:rPr>
+            <w:rFonts w:ascii="Calibri" w:cs="Calibri" w:eastAsia="Calibri" w:hAnsi="Calibri"/>
+            <w:sz w:val="22"/>
+            <w:szCs w:val="22"/>
+            <w:color w:val="1155CC"/>
+            <w:u w:val="single"/>
+          </w:rPr>
+          <w:t xml:space="preserve">e-solidarites.fr</w:t>
+        </w:r>
+      </w:hyperlink>
+      <w:r>
+        <w:rPr>
+          <w:rFonts w:ascii="Calibri" w:cs="Calibri" w:eastAsia="Calibri" w:hAnsi="Calibri"/>
+          <w:color w:val="1F2937"/>
+          <w:sz w:val="22"/>
+          <w:szCs w:val="22"/>
+        </w:rPr>
+        <w:t xml:space="preserve"> (sources secondaires) — décret non consulté directement sur </w:t>
+      </w:r>
+      <w:hyperlink w:history="1" r:id="rIdsite5_2026">
+        <w:r>
+          <w:rPr>
+            <w:rFonts w:ascii="Calibri" w:cs="Calibri" w:eastAsia="Calibri" w:hAnsi="Calibri"/>
+            <w:sz w:val="22"/>
+            <w:szCs w:val="22"/>
+            <w:color w:val="1155CC"/>
+            <w:u w:val="single"/>
+          </w:rPr>
+          <w:t xml:space="preserve">legifrance.gouv.fr</w:t>
+        </w:r>
+      </w:hyperlink>
+      <w:r>
+        <w:rPr>
+          <w:rFonts w:ascii="Calibri" w:cs="Calibri" w:eastAsia="Calibri" w:hAnsi="Calibri"/>
+          <w:color w:val="1F2937"/>
+          <w:sz w:val="22"/>
+          <w:szCs w:val="22"/>
+        </w:rPr>
+        <w:t xml:space="preserve">. À vérifier sur legifrance pour une référence juridique formelle.</w:t>
       </w:r>
     </w:p>
     <w:p>
@@ -1239,7 +1348,32 @@
           <w:sz w:val="20"/>
           <w:szCs w:val="20"/>
         </w:rPr>
-        <w:t xml:space="preserve">Source : CNSA, publication du 17 décembre 2025 + synthèse WebSearch (qualineo.io, FHF)</w:t>
+        <w:t xml:space="preserve">Source : CNSA, publication du 17 décembre 2025 + synthèse WebSearch (</w:t>
+      </w:r>
+      <w:hyperlink w:history="1" r:id="rIdsite3_2026">
+        <w:r>
+          <w:rPr>
+            <w:rFonts w:ascii="Calibri" w:cs="Calibri" w:eastAsia="Calibri" w:hAnsi="Calibri"/>
+            <w:i/>
+            <w:iCs/>
+            <w:sz w:val="20"/>
+            <w:szCs w:val="20"/>
+            <w:color w:val="1155CC"/>
+            <w:u w:val="single"/>
+          </w:rPr>
+          <w:t xml:space="preserve">qualineo.io</w:t>
+        </w:r>
+      </w:hyperlink>
+      <w:r>
+        <w:rPr>
+          <w:rFonts w:ascii="Calibri" w:cs="Calibri" w:eastAsia="Calibri" w:hAnsi="Calibri"/>
+          <w:i/>
+          <w:iCs/>
+          <w:color w:val="666666"/>
+          <w:sz w:val="20"/>
+          <w:szCs w:val="20"/>
+        </w:rPr>
+        <w:t xml:space="preserve">, FHF)</w:t>
       </w:r>
     </w:p>
     <w:tbl>
@@ -2716,7 +2850,82 @@
           <w:sz w:val="18"/>
           <w:szCs w:val="18"/>
         </w:rPr>
-        <w:t xml:space="preserve">Note de production : veille réalisée le 19/08/2026. Sources : handicap.gouv.fr ✅, cnsa.fr ✅, atih.sante.fr ⛔ (403). Décompte : 2/3 sources consultées. Semaine creuse : aucune publication officielle dans la fenêtre 12-19/08/2026. Les éléments de contexte sont antérieurs à cette fenêtre et clairement signalés comme tels.</w:t>
+        <w:t xml:space="preserve">Note de production : veille réalisée le 19/08/2026. Sources : </w:t>
+      </w:r>
+      <w:hyperlink w:history="1" r:id="rIdsite0_2026">
+        <w:r>
+          <w:rPr>
+            <w:rFonts w:ascii="Calibri" w:cs="Calibri" w:eastAsia="Calibri" w:hAnsi="Calibri"/>
+            <w:i/>
+            <w:iCs/>
+            <w:sz w:val="18"/>
+            <w:szCs w:val="18"/>
+            <w:color w:val="1155CC"/>
+            <w:u w:val="single"/>
+          </w:rPr>
+          <w:t xml:space="preserve">handicap.gouv.fr</w:t>
+        </w:r>
+      </w:hyperlink>
+      <w:r>
+        <w:rPr>
+          <w:rFonts w:ascii="Calibri" w:cs="Calibri" w:eastAsia="Calibri" w:hAnsi="Calibri"/>
+          <w:i/>
+          <w:iCs/>
+          <w:color w:val="888888"/>
+          <w:sz w:val="18"/>
+          <w:szCs w:val="18"/>
+        </w:rPr>
+        <w:t xml:space="preserve"> ✅, </w:t>
+      </w:r>
+      <w:hyperlink w:history="1" r:id="rIdsite1_2026">
+        <w:r>
+          <w:rPr>
+            <w:rFonts w:ascii="Calibri" w:cs="Calibri" w:eastAsia="Calibri" w:hAnsi="Calibri"/>
+            <w:i/>
+            <w:iCs/>
+            <w:sz w:val="18"/>
+            <w:szCs w:val="18"/>
+            <w:color w:val="1155CC"/>
+            <w:u w:val="single"/>
+          </w:rPr>
+          <w:t xml:space="preserve">cnsa.fr</w:t>
+        </w:r>
+      </w:hyperlink>
+      <w:r>
+        <w:rPr>
+          <w:rFonts w:ascii="Calibri" w:cs="Calibri" w:eastAsia="Calibri" w:hAnsi="Calibri"/>
+          <w:i/>
+          <w:iCs/>
+          <w:color w:val="888888"/>
+          <w:sz w:val="18"/>
+          <w:szCs w:val="18"/>
+        </w:rPr>
+        <w:t xml:space="preserve"> ✅, </w:t>
+      </w:r>
+      <w:hyperlink w:history="1" r:id="rIdsite2_2026">
+        <w:r>
+          <w:rPr>
+            <w:rFonts w:ascii="Calibri" w:cs="Calibri" w:eastAsia="Calibri" w:hAnsi="Calibri"/>
+            <w:i/>
+            <w:iCs/>
+            <w:sz w:val="18"/>
+            <w:szCs w:val="18"/>
+            <w:color w:val="1155CC"/>
+            <w:u w:val="single"/>
+          </w:rPr>
+          <w:t xml:space="preserve">atih.sante.fr</w:t>
+        </w:r>
+      </w:hyperlink>
+      <w:r>
+        <w:rPr>
+          <w:rFonts w:ascii="Calibri" w:cs="Calibri" w:eastAsia="Calibri" w:hAnsi="Calibri"/>
+          <w:i/>
+          <w:iCs/>
+          <w:color w:val="888888"/>
+          <w:sz w:val="18"/>
+          <w:szCs w:val="18"/>
+        </w:rPr>
+        <w:t xml:space="preserve"> ⛔ (403). Décompte : 2/3 sources consultées. Semaine creuse : aucune publication officielle dans la fenêtre 12-19/08/2026. Les éléments de contexte sont antérieurs à cette fenêtre et clairement signalés comme tels.</w:t>
       </w:r>
     </w:p>
     <w:p>
@@ -2732,7 +2941,126 @@
           <w:sz w:val="18"/>
           <w:szCs w:val="18"/>
         </w:rPr>
-        <w:t xml:space="preserve">⚠️ Affirmations sans source primaire directe : décret n° 2026-376 cité via sources secondaires (qualineo.io, e-solidarites.fr) — à vérifier sur legifrance.gouv.fr pour usage formel.</w:t>
+        <w:t xml:space="preserve">⚠️ Affirmations sans source primaire directe : décret n° 2026-376 cité via sources secondaires (</w:t>
+      </w:r>
+      <w:hyperlink w:history="1" r:id="rIdsite3_2026">
+        <w:r>
+          <w:rPr>
+            <w:rFonts w:ascii="Calibri" w:cs="Calibri" w:eastAsia="Calibri" w:hAnsi="Calibri"/>
+            <w:i/>
+            <w:iCs/>
+            <w:sz w:val="18"/>
+            <w:szCs w:val="18"/>
+            <w:color w:val="1155CC"/>
+            <w:u w:val="single"/>
+          </w:rPr>
+          <w:t xml:space="preserve">qualineo.io</w:t>
+        </w:r>
+      </w:hyperlink>
+      <w:r>
+        <w:rPr>
+          <w:rFonts w:ascii="Calibri" w:cs="Calibri" w:eastAsia="Calibri" w:hAnsi="Calibri"/>
+          <w:i/>
+          <w:iCs/>
+          <w:color w:val="884400"/>
+          <w:sz w:val="18"/>
+          <w:szCs w:val="18"/>
+        </w:rPr>
+        <w:t xml:space="preserve">, </w:t>
+      </w:r>
+      <w:hyperlink w:history="1" r:id="rIdsite4_2026">
+        <w:r>
+          <w:rPr>
+            <w:rFonts w:ascii="Calibri" w:cs="Calibri" w:eastAsia="Calibri" w:hAnsi="Calibri"/>
+            <w:i/>
+            <w:iCs/>
+            <w:sz w:val="18"/>
+            <w:szCs w:val="18"/>
+            <w:color w:val="1155CC"/>
+            <w:u w:val="single"/>
+          </w:rPr>
+          <w:t xml:space="preserve">e-solidarites.fr</w:t>
+        </w:r>
+      </w:hyperlink>
+      <w:r>
+        <w:rPr>
+          <w:rFonts w:ascii="Calibri" w:cs="Calibri" w:eastAsia="Calibri" w:hAnsi="Calibri"/>
+          <w:i/>
+          <w:iCs/>
+          <w:color w:val="884400"/>
+          <w:sz w:val="18"/>
+          <w:szCs w:val="18"/>
+        </w:rPr>
+        <w:t xml:space="preserve">) — à vérifier sur </w:t>
+      </w:r>
+      <w:hyperlink w:history="1" r:id="rIdsite5_2026">
+        <w:r>
+          <w:rPr>
+            <w:rFonts w:ascii="Calibri" w:cs="Calibri" w:eastAsia="Calibri" w:hAnsi="Calibri"/>
+            <w:i/>
+            <w:iCs/>
+            <w:sz w:val="18"/>
+            <w:szCs w:val="18"/>
+            <w:color w:val="1155CC"/>
+            <w:u w:val="single"/>
+          </w:rPr>
+          <w:t xml:space="preserve">legifrance.gouv.fr</w:t>
+        </w:r>
+      </w:hyperlink>
+      <w:r>
+        <w:rPr>
+          <w:rFonts w:ascii="Calibri" w:cs="Calibri" w:eastAsia="Calibri" w:hAnsi="Calibri"/>
+          <w:i/>
+          <w:iCs/>
+          <w:color w:val="884400"/>
+          <w:sz w:val="18"/>
+          <w:szCs w:val="18"/>
+        </w:rPr>
+        <w:t xml:space="preserve"> pour usage formel.</w:t>
+      </w:r>
+    </w:p>
+    <w:p>
+      <w:pPr>
+        <w:spacing w:after="120" w:before="320"/>
+      </w:pPr>
+      <w:r>
+        <w:rPr>
+          <w:rFonts w:ascii="Calibri" w:cs="Calibri" w:eastAsia="Calibri" w:hAnsi="Calibri"/>
+          <w:b/>
+          <w:bCs/>
+          <w:color w:val="1B3A6B"/>
+          <w:sz w:val="28"/>
+          <w:szCs w:val="28"/>
+        </w:rPr>
+        <w:t xml:space="preserve">📝 Journal des corrections — 12 septembre 2026</w:t>
+      </w:r>
+    </w:p>
+    <w:p>
+      <w:pPr>
+        <w:spacing w:after="80"/>
+      </w:pPr>
+      <w:r>
+        <w:rPr>
+          <w:rFonts w:ascii="Calibri" w:cs="Calibri" w:eastAsia="Calibri" w:hAnsi="Calibri"/>
+          <w:color w:val="1F2937"/>
+          <w:sz w:val="22"/>
+          <w:szCs w:val="22"/>
+        </w:rPr>
+        <w:t xml:space="preserve">Note produite le 19/08/2026, relue le 12/09/2026 au cours d'un contrôle d'attribution des 221 documents du dépôt (règle ⑭ : un site cité comme source sans aucune page listée bloque comme une page). Une correction de forme, aucun contenu modifié.</w:t>
+      </w:r>
+    </w:p>
+    <w:p>
+      <w:pPr>
+        <w:spacing w:after="80"/>
+      </w:pPr>
+      <w:r>
+        <w:rPr>
+          <w:rFonts w:ascii="Calibri" w:cs="Calibri" w:eastAsia="Calibri" w:hAnsi="Calibri"/>
+          <w:color w:val="1F2937"/>
+          <w:sz w:val="22"/>
+          <w:szCs w:val="22"/>
+        </w:rPr>
+        <w:t xml:space="preserve">Cette note est antérieure aux règles de lien des prompts : elle nommait ses sources sans aucune adresse — le lecteur ne pouvait en ouvrir aucune. Liens posés le 12/09/2026 sur chaque mention, vers la page que la note décrit : handicap.gouv.fr — page du comité stratégique SERAFIN-PH (3 occurrences) ; cnsa.fr — préparation du recueil PH 2026 (17/12/2025) (2 occurrences) ; atih.sante.fr — recueil national PH 2025 (2 occurrences) ; qualineo.io — article du 19/05/2026 sur le décret (4 occurrences) ; e-solidarites.fr — fiche du décret n° 2026-376 (2 occurrences) ; legifrance.gouv.fr — le décret n° 2026-376 lui-même (JORFTEXT000054103861 ; 403 pour l'agent du job, lisible dans un navigateur) (2 occurrences). Chaque page répond 200 à un navigateur le 12/09/2026, sauf Légifrance qui oppose un 403 à l'agent du job.</w:t>
       </w:r>
     </w:p>
     <w:sectPr>

--- a/sources/veille/2026-08-19_veille_SERAFIN-PH.docx
+++ b/sources/veille/2026-08-19_veille_SERAFIN-PH.docx
@@ -1348,7 +1348,32 @@
           <w:sz w:val="20"/>
           <w:szCs w:val="20"/>
         </w:rPr>
-        <w:t xml:space="preserve">Source : CNSA, publication du 17 décembre 2025 + synthèse WebSearch (</w:t>
+        <w:t xml:space="preserve">Source : CNSA, </w:t>
+      </w:r>
+      <w:hyperlink w:history="1" r:id="rIdcnsa_actu2026">
+        <w:r>
+          <w:rPr>
+            <w:rFonts w:ascii="Calibri" w:cs="Calibri" w:eastAsia="Calibri" w:hAnsi="Calibri"/>
+            <w:i/>
+            <w:iCs/>
+            <w:sz w:val="20"/>
+            <w:szCs w:val="20"/>
+            <w:color w:val="1155CC"/>
+            <w:u w:val="single"/>
+          </w:rPr>
+          <w:t xml:space="preserve">cnsa.fr</w:t>
+        </w:r>
+      </w:hyperlink>
+      <w:r>
+        <w:rPr>
+          <w:rFonts w:ascii="Calibri" w:cs="Calibri" w:eastAsia="Calibri" w:hAnsi="Calibri"/>
+          <w:i/>
+          <w:iCs/>
+          <w:color w:val="666666"/>
+          <w:sz w:val="20"/>
+          <w:szCs w:val="20"/>
+        </w:rPr>
+        <w:t xml:space="preserve">, publication du 17 décembre 2025 + synthèse WebSearch (</w:t>
       </w:r>
       <w:hyperlink w:history="1" r:id="rIdsite3_2026">
         <w:r>
@@ -3061,6 +3086,20 @@
           <w:szCs w:val="22"/>
         </w:rPr>
         <w:t xml:space="preserve">Cette note est antérieure aux règles de lien des prompts : elle nommait ses sources sans aucune adresse — le lecteur ne pouvait en ouvrir aucune. Liens posés le 12/09/2026 sur chaque mention, vers la page que la note décrit : handicap.gouv.fr — page du comité stratégique SERAFIN-PH (3 occurrences) ; cnsa.fr — préparation du recueil PH 2026 (17/12/2025) (2 occurrences) ; atih.sante.fr — recueil national PH 2025 (2 occurrences) ; qualineo.io — article du 19/05/2026 sur le décret (4 occurrences) ; e-solidarites.fr — fiche du décret n° 2026-376 (2 occurrences) ; legifrance.gouv.fr — le décret n° 2026-376 lui-même (JORFTEXT000054103861 ; 403 pour l'agent du job, lisible dans un navigateur) (2 occurrences). Chaque page répond 200 à un navigateur le 12/09/2026, sauf Légifrance qui oppose un 403 à l'agent du job.</w:t>
+      </w:r>
+    </w:p>
+    <w:p>
+      <w:pPr>
+        <w:spacing w:after="80"/>
+      </w:pPr>
+      <w:r>
+        <w:rPr>
+          <w:rFonts w:ascii="Calibri" w:cs="Calibri" w:eastAsia="Calibri" w:hAnsi="Calibri"/>
+          <w:color w:val="1F2937"/>
+          <w:sz w:val="22"/>
+          <w:szCs w:val="22"/>
+        </w:rPr>
+        <w:t xml:space="preserve">Complément du 12/09/2026 (passe A4, appariement ⑳) : « Source : CNSA, publication du 17 décembre 2025 + synthèse WebSearch (qualineo.io, FHF) » n'avait pour adresse voisine que qualineo.io, qui est celle de la synthèse, pas de la CNSA ; cnsa.fr ajouté et lié à la publication.</w:t>
       </w:r>
     </w:p>
     <w:sectPr>
